--- a/Documentacion/Especificaciones Tecnicas/Documento de Justificación de Entorno Cloud e Infraestructura.docx
+++ b/Documentacion/Especificaciones Tecnicas/Documento de Justificación de Entorno Cloud e Infraestructura.docx
@@ -349,7 +349,7 @@
         <w:rPr>
           <w:rtl w:val="0"/>
         </w:rPr>
-        <w:t xml:space="preserve">Este documento cubre la arquitectura completa: base de datos, autenticación, almacenamiento, cómputo serverless, IA (RAG) y automatizaciones. Se excluyen el frontend (Next.js + Tailwind) y la pasarela de pagos Flow (integrada vía Edge Functions).</w:t>
+        <w:t xml:space="preserve">Este documento cubre la arquitectura completa: base de datos, autenticación, almacenamiento, cómputo serverless, IA (RAG) y automatizaciones. Se excluyen el frontend (React + Vite + Tailwind) y la pasarela de pagos Flow (integrada vía Edge Functions).</w:t>
       </w:r>
     </w:p>
     <w:p>
